--- a/docs/Lantern使用说明书.docx
+++ b/docs/Lantern使用说明书.docx
@@ -161,7 +161,7 @@
           <w:fldChar w:fldCharType="separate"/>
         </w:r>
         <w:r>
-          <w:t>1</w:t>
+          <w:t>2</w:t>
         </w:r>
         <w:r>
           <w:fldChar w:fldCharType="end"/>
@@ -192,7 +192,7 @@
           <w:fldChar w:fldCharType="separate"/>
         </w:r>
         <w:r>
-          <w:t>1</w:t>
+          <w:t>2</w:t>
         </w:r>
         <w:r>
           <w:fldChar w:fldCharType="end"/>
@@ -471,7 +471,7 @@
           <w:fldChar w:fldCharType="separate"/>
         </w:r>
         <w:r>
-          <w:t>3</w:t>
+          <w:t>4</w:t>
         </w:r>
         <w:r>
           <w:fldChar w:fldCharType="end"/>
@@ -626,7 +626,7 @@
           <w:fldChar w:fldCharType="separate"/>
         </w:r>
         <w:r>
-          <w:t>4</w:t>
+          <w:t>5</w:t>
         </w:r>
         <w:r>
           <w:fldChar w:fldCharType="end"/>
@@ -657,7 +657,7 @@
           <w:fldChar w:fldCharType="separate"/>
         </w:r>
         <w:r>
-          <w:t>4</w:t>
+          <w:t>5</w:t>
         </w:r>
         <w:r>
           <w:fldChar w:fldCharType="end"/>
@@ -719,7 +719,7 @@
           <w:fldChar w:fldCharType="separate"/>
         </w:r>
         <w:r>
-          <w:t>5</w:t>
+          <w:t>6</w:t>
         </w:r>
         <w:r>
           <w:fldChar w:fldCharType="end"/>
@@ -771,6 +771,18 @@
           <w:b w:val="0"/>
         </w:rPr>
         <w:t>Lantern 的能力清单包括：内置 11 种基础版式元素，覆盖封面、正文、时间轴、数据表格等常见页面形态；通用多列表格渲染，支持列宽、对齐与单元格富文本；渲染后自动校验页数与溢出；一次渲染同时输出可编辑文档与打印用 PDF。</w:t>
+      </w:r>
+    </w:p>
+    <w:p>
+      <w:pPr>
+        <w:ind w:firstLineChars="200" w:firstLine="480"/>
+      </w:pPr>
+      <w:r>
+        <w:rPr>
+          <w:rFonts w:ascii="Times New Roman" w:hAnsi="Times New Roman" w:eastAsia="宋体"/>
+          <w:b w:val="0"/>
+        </w:rPr>
+        <w:t>Lantern 以命令行与技能包形式提供，可直接装入豆包等各类 AI Agent：Agent 只需执行一条命令即可完成整份演示的生成与校验，无需在长任务中逐页操作，不会中途迷失，出片快、结果稳定。</w:t>
       </w:r>
     </w:p>
     <w:p>
@@ -1182,7 +1194,7 @@
           <w:color w:val="1F1F1F"/>
           <w:sz w:val="20"/>
         </w:rPr>
-        <w:t>│   ├── hiking_showcase.json    # 徒步策划案示例（JSON 内容）</w:t>
+        <w:t>│   ├── 示例1_徒步策划案.json    # 徒步策划案示例（JSON 内容）</w:t>
       </w:r>
     </w:p>
     <w:p>
@@ -1282,7 +1294,21 @@
           <w:color w:val="1F1F1F"/>
           <w:sz w:val="20"/>
         </w:rPr>
-        <w:t xml:space="preserve">    --json   examples/lantern/hiking_showcase.json \</w:t>
+        <w:t xml:space="preserve">    --json   examples/lantern/示例1_徒步策划案.json \</w:t>
+      </w:r>
+    </w:p>
+    <w:p>
+      <w:pPr>
+        <w:pStyle w:val="code"/>
+        <w:shd w:val="clear" w:fill="F2F2F2"/>
+      </w:pPr>
+      <w:r>
+        <w:rPr>
+          <w:rFonts w:ascii="Consolas" w:hAnsi="Consolas" w:eastAsia="宋体"/>
+          <w:color w:val="1F1F1F"/>
+          <w:sz w:val="20"/>
+        </w:rPr>
+        <w:t xml:space="preserve">    --name  示例1_徒步策划案 \</w:t>
       </w:r>
     </w:p>
     <w:p>
@@ -1322,7 +1348,7 @@
           <w:rFonts w:ascii="Times New Roman" w:hAnsi="Times New Roman" w:eastAsia="宋体"/>
           <w:b w:val="0"/>
         </w:rPr>
-        <w:t>第三步，取用成品。命令执行完成后，在输出目录中得到 from_json.pptx（可编辑文档）、from_json.pdf（打印文档）以及页面截图；控制台会打印出片校验结果。</w:t>
+        <w:t>第三步，取用成品。命令执行完成后，在输出目录中得到 示例1_徒步策划案.pptx（可编辑文档）、示例1_徒步策划案.pdf（打印文档）以及页面截图；控制台会打印出片校验结果。</w:t>
       </w:r>
     </w:p>
     <w:p>
@@ -3224,6 +3250,18 @@
           <w:rFonts w:ascii="Times New Roman" w:hAnsi="Times New Roman" w:eastAsia="宋体"/>
           <w:b w:val="0"/>
         </w:rPr>
+        <w:t>问：能否装进 AI Agent 直接使用？答：能。Lantern 是纯命令行工具并已封装为技能包，装入豆包等各类 AI Agent 后，只需一句话即可触发一键出片；整个流程是一条命令，无中间状态，Agent 执行不会中途迷失，改稿也只需重跑。</w:t>
+      </w:r>
+    </w:p>
+    <w:p>
+      <w:pPr>
+        <w:ind w:firstLineChars="200" w:firstLine="480"/>
+      </w:pPr>
+      <w:r>
+        <w:rPr>
+          <w:rFonts w:ascii="Times New Roman" w:hAnsi="Times New Roman" w:eastAsia="宋体"/>
+          <w:b w:val="0"/>
+        </w:rPr>
         <w:t>问：没有 WPS 环境能否出片？答：渲染依赖 WPS 的 COM 接口，请先安装 WPS Office；安装后首次运行会自动建立连接。</w:t>
       </w:r>
     </w:p>

--- a/docs/Lantern使用说明书.docx
+++ b/docs/Lantern使用说明书.docx
@@ -626,7 +626,7 @@
           <w:fldChar w:fldCharType="separate"/>
         </w:r>
         <w:r>
-          <w:t>5</w:t>
+          <w:t>4</w:t>
         </w:r>
         <w:r>
           <w:fldChar w:fldCharType="end"/>
@@ -719,7 +719,7 @@
           <w:fldChar w:fldCharType="separate"/>
         </w:r>
         <w:r>
-          <w:t>6</w:t>
+          <w:t>5</w:t>
         </w:r>
         <w:r>
           <w:fldChar w:fldCharType="end"/>
@@ -1194,7 +1194,7 @@
           <w:color w:val="1F1F1F"/>
           <w:sz w:val="20"/>
         </w:rPr>
-        <w:t>│   ├── 示例1_徒步策划案.json    # 徒步策划案示例（JSON 内容）</w:t>
+        <w:t>│   ├── example1_hiking_plan.json    # 徒步策划案示例（JSON 内容）</w:t>
       </w:r>
     </w:p>
     <w:p>
@@ -1294,7 +1294,7 @@
           <w:color w:val="1F1F1F"/>
           <w:sz w:val="20"/>
         </w:rPr>
-        <w:t xml:space="preserve">    --json   examples/lantern/示例1_徒步策划案.json \</w:t>
+        <w:t xml:space="preserve">    --json   examples/lantern/example1_hiking_plan.json \</w:t>
       </w:r>
     </w:p>
     <w:p>
@@ -1308,7 +1308,7 @@
           <w:color w:val="1F1F1F"/>
           <w:sz w:val="20"/>
         </w:rPr>
-        <w:t xml:space="preserve">    --name  示例1_徒步策划案 \</w:t>
+        <w:t xml:space="preserve">    --name  example1_hiking_plan \</w:t>
       </w:r>
     </w:p>
     <w:p>
@@ -1348,7 +1348,7 @@
           <w:rFonts w:ascii="Times New Roman" w:hAnsi="Times New Roman" w:eastAsia="宋体"/>
           <w:b w:val="0"/>
         </w:rPr>
-        <w:t>第三步，取用成品。命令执行完成后，在输出目录中得到 示例1_徒步策划案.pptx（可编辑文档）、示例1_徒步策划案.pdf（打印文档）以及页面截图；控制台会打印出片校验结果。</w:t>
+        <w:t>第三步，取用成品。命令执行完成后，在输出目录中得到 example1_hiking_plan.pptx（可编辑文档）、example1_hiking_plan.pdf（打印文档）以及页面截图；控制台会打印出片校验结果。</w:t>
       </w:r>
     </w:p>
     <w:p>
